--- a/Dokumentace-jm-escape.docx
+++ b/Dokumentace-jm-escape.docx
@@ -57,7 +57,13 @@
         </w:rPr>
       </w:pPr>
       <w:r>
-        <w:t>Kód je rozdělen do balíčků cz.vse.escape.core (řízení hry a stav), world (místnosti a propojení), command (příkazy), interaction (postavy a objekty), dialog (rozhovory), item (předměty), save (ukládání) a text (texty a normalizace vstupu). WorldFactory definuje 11 místností, propojení, postavy, předměty a pravidla vstupu.</w:t>
+        <w:t xml:space="preserve">Kód je rozdělen do balíčků cz.vse.escape.core (řízení hry a stav), world (místnosti a propojení), command (příkazy), interaction (postavy a objekty), dialog (rozhovory), item (předměty), save (ukládání) a text (texty a normalizace vstupu). </w:t>
+      </w:r>
+      <w:r>
+        <w:t xml:space="preserve">Mimo balíčky leží složka ascii/ s ASCII portréty postav (viz kapitola ASCII portréty postav). </w:t>
+      </w:r>
+      <w:r>
+        <w:t>WorldFactory definuje 11 místností, propojení, postavy, předměty a pravidla vstupu.</w:t>
       </w:r>
     </w:p>
     <w:p>
@@ -90,7 +96,16 @@
         </w:rPr>
       </w:pPr>
       <w:r>
-        <w:t>Po spuštění se zobrazí úvod a počáteční místnost JM357B. Hra opakovaně načítá řádky z konzole. Pokud probíhá rozhovor, vstup zpracuje dialog; jinak se podle prvního slova vybere příkaz v CommandRegistry. Hráč se pohybuje mezi místnostmi, sbírá a používá předměty a komunikuje s postavami. Příběh může skončit výhrou, prohrou nebo příkazem konec. Po dohrání se nabídne nová hra.</w:t>
+        <w:t xml:space="preserve">Po spuštění se zobrazí úvod a počáteční místnost JM357B. Hra opakovaně načítá řádky z konzole. Pokud probíhá rozhovor, vstup zpracuje dialog; jinak se podle prvního slova vybere příkaz v CommandRegistry. Hráč se pohybuje mezi místnostmi, sbírá a používá předměty a komunikuje s postavami. </w:t>
+      </w:r>
+      <w:r>
+        <w:t>Při každém rozhovoru hra nejdřív vypíše ASCII portrét dané postavy</w:t>
+      </w:r>
+      <w:r>
+        <w:t xml:space="preserve">. </w:t>
+      </w:r>
+      <w:r>
+        <w:t>Příběh může skončit výhrou, prohrou nebo příkazem konec. Po dohrání se nabídne nová hra.</w:t>
       </w:r>
     </w:p>
     <w:p>
@@ -174,6 +189,21 @@
       <w:r>
         <w:t>Aplikace nemá konfigurační soubor ani uživatelské rozhraní pro nastavení. Hra se spouští s výchozím světem a počátečním inventářem (hráč má boty). Název souboru pro uložení lze zadat příkazem uloz nebo nacti. Pro správné zobrazení českých znaků se doporučuje kódování UTF-8; při spuštění v konzoli Windows README doporučuje příkaz chcp 65001.</w:t>
       </w:r>
+      <w:r>
+        <w:t xml:space="preserve"> </w:t>
+      </w:r>
+      <w:r>
+        <w:t xml:space="preserve">ASCII portréty </w:t>
+      </w:r>
+      <w:r>
+        <w:t>se nachází</w:t>
+      </w:r>
+      <w:r>
+        <w:t xml:space="preserve"> ve složce ascii v pracovním adresáři</w:t>
+      </w:r>
+      <w:r>
+        <w:t>.</w:t>
+      </w:r>
     </w:p>
     <w:p>
       <w:r>
@@ -222,6 +252,12 @@
       <w:r>
         <w:t>Rozhraní aplikace je konzolové: GameConsole abstrahuje vstup a výstup a StandardGameConsole pracuje se System.in/System.out v UTF-8. Testy používají vlastní ScriptedConsole a spouštějí se třídou WalkthroughTest bez externího testovacího frameworku.</w:t>
       </w:r>
+      <w:r>
+        <w:t xml:space="preserve"> </w:t>
+      </w:r>
+      <w:r>
+        <w:t>Součástí testů je i kontrola ASCII portrétů.</w:t>
+      </w:r>
     </w:p>
     <w:p>
       <w:pPr>
@@ -247,7 +283,10 @@
     </w:p>
     <w:p>
       <w:r>
-        <w:t>Dodaný README ani zdrojové soubory neuvádějí konkrétní licenční typ ani licenční text. Před dalším šířením nebo komerčním použitím je proto nutné licenci ověřit u autora projektu. Jde podle README o školní projekt.</w:t>
+        <w:t>Projekt je licencován podle MIT licence</w:t>
+      </w:r>
+      <w:r>
+        <w:t>.</w:t>
       </w:r>
     </w:p>
     <w:p>
@@ -274,19 +313,43 @@
     </w:p>
     <w:p>
       <w:r>
-        <w:t>Požadavky: JDK 17 nebo novější. Rozbalte archiv a přejděte do adresáře jm-escape. V Linuxu/macOS lze projekt přeložit příkazy:</w:t>
-      </w:r>
-      <w:r>
-        <w:br w:type="page"/>
+        <w:t xml:space="preserve">Požadavky: JDK 17 nebo novější. </w:t>
       </w:r>
     </w:p>
     <w:p>
+      <w:r>
+        <w:t>Instalace: Buď si projekt stáhněte z Github jako .zip, nebo si projekt stáhněte přes Git clone.</w:t>
+      </w:r>
+    </w:p>
+    <w:p>
+      <w:r>
+        <w:t>Spuštění: Otevřete projekt buď v IDE podporující práci s jazykem Java, nebo si projekt otevřete v konzoli v adresáři src</w:t>
+      </w:r>
+      <w:r>
+        <w:rPr>
+          <w:lang w:val="en-US"/>
+        </w:rPr>
+        <w:t>\main\java\cz.vse.escape a spus</w:t>
+      </w:r>
+      <w:r>
+        <w:t>ťte program pomocí příkazu: java Main.java</w:t>
+      </w:r>
+      <w:r>
+        <w:br w:type="page"/>
+      </w:r>
+    </w:p>
+    <w:p>
       <w:pPr>
         <w:pStyle w:val="Nadpis2"/>
       </w:pPr>
       <w:r>
         <w:lastRenderedPageBreak/>
         <w:t>Chybové stavy a jejich řešení</w:t>
+      </w:r>
+    </w:p>
+    <w:p>
+      <w:r>
+        <w:t>Neznámý příkaz: zadejte napoveda. Neplatný směr nebo nedostupná cesta: ověřte název východu. Neznámá postava/předmět: použijte prozkoumej nebo inventar a ověřte název. Předmět, který hráč nemá, nelze použít. Některé místnosti jsou blokované příběhovými podmínkami (např. Mandík nebo školník); splňte příslušný úkol. Uložení/načtení může selhat při chybějícím souboru, nedostatečných oprávněních nebo poškozených datech; ověřte cestu a obsah souboru .properties. Při potížích s českými znaky nastavte UTF-8.</w:t>
       </w:r>
     </w:p>
     <w:p>
@@ -299,89 +362,46 @@
         </w:rPr>
       </w:pPr>
       <w:r>
-        <w:rPr>
-          <w:rFonts w:ascii="Consolas" w:hAnsi="Consolas"/>
-          <w:sz w:val="18"/>
-        </w:rPr>
-        <w:t>mkdir -p out</w:t>
-      </w:r>
-      <w:r>
-        <w:rPr>
-          <w:rFonts w:ascii="Consolas" w:hAnsi="Consolas"/>
-          <w:sz w:val="18"/>
-        </w:rPr>
-        <w:br/>
-        <w:t>javac --release 17 -encoding UTF-8 -d out $(find src/main -name "*.java")</w:t>
-      </w:r>
-      <w:r>
-        <w:rPr>
-          <w:rFonts w:ascii="Consolas" w:hAnsi="Consolas"/>
-          <w:sz w:val="18"/>
-        </w:rPr>
-        <w:br/>
-        <w:t>java -Dfile.encoding=UTF-8 -cp out cz.vse.escape.Main</w:t>
+        <w:br w:type="page"/>
       </w:r>
     </w:p>
     <w:p>
       <w:pPr>
-        <w:rPr>
-          <w:rFonts w:asciiTheme="majorHAnsi" w:eastAsiaTheme="majorEastAsia" w:hAnsiTheme="majorHAnsi" w:cstheme="majorBidi"/>
-          <w:color w:val="2F5496" w:themeColor="accent1" w:themeShade="BF"/>
-          <w:sz w:val="32"/>
-          <w:szCs w:val="32"/>
-        </w:rPr>
-      </w:pPr>
-      <w:r>
-        <w:br w:type="page"/>
+        <w:pStyle w:val="Nadpis2"/>
+      </w:pPr>
+      <w:r>
+        <w:lastRenderedPageBreak/>
+        <w:t>Síťové připojení aplikace</w:t>
       </w:r>
     </w:p>
     <w:p>
-      <w:pPr>
-        <w:pStyle w:val="Nadpis2"/>
-      </w:pPr>
-      <w:r>
-        <w:lastRenderedPageBreak/>
-        <w:t>Ve Windows PowerShellu použijte: javac --release 17 -encoding UTF-8 -d out (Get-ChildItem -Recurse src/main -Filter *.java).FullName. Před spuštěním nastavte chcp 65001. Poté spusťte java -Dfile.encoding=UTF-8 -cp out cz.vse.escape.Main. Testy: přeložte všechny zdrojové soubory příkazem javac --release 17 -encoding UTF-8 -d out (find src -name "*.java") (na Windows použijte odpovídající Get-ChildItem) a spusťte cz.vse.escape.WalkthroughTest.</w:t>
+      <w:r>
+        <w:t>Aplikace nevyžaduje síťové připojení a podle dodaného kódu nekomunikuje s externími službami ani API. Hra běží lokálně v konzoli a uložené pozice se zapisují do lokálního souboru.</w:t>
       </w:r>
     </w:p>
     <w:p>
       <w:r>
-        <w:t>Neznámý příkaz: zadejte napoveda. Neplatný směr nebo nedostupná cesta: ověřte název východu. Neznámá postava/předmět: použijte prozkoumej nebo inventar a ověřte název. Předmět, který hráč nemá, nelze použít. Některé místnosti jsou blokované příběhovými podmínkami (např. Mandík nebo školník); splňte příslušný úkol. Uložení/načtení může selhat při chybějícím souboru, nedostatečných oprávněních nebo poškozených datech; ověřte cestu a obsah souboru .properties. Při potížích s českými znaky nastavte UTF-8.</w:t>
+        <w:br w:type="page"/>
       </w:r>
     </w:p>
     <w:p>
       <w:pPr>
-        <w:rPr>
-          <w:rFonts w:asciiTheme="majorHAnsi" w:eastAsiaTheme="majorEastAsia" w:hAnsiTheme="majorHAnsi" w:cstheme="majorBidi"/>
-          <w:color w:val="2F5496" w:themeColor="accent1" w:themeShade="BF"/>
-          <w:sz w:val="32"/>
-          <w:szCs w:val="32"/>
-        </w:rPr>
-      </w:pPr>
-      <w:r>
-        <w:br w:type="page"/>
+        <w:pStyle w:val="Nadpis2"/>
+      </w:pPr>
+      <w:r>
+        <w:lastRenderedPageBreak/>
+        <w:t>Hardware</w:t>
+      </w:r>
+      <w:r>
+        <w:t xml:space="preserve"> požadavky</w:t>
+      </w:r>
+      <w:r>
+        <w:t xml:space="preserve"> </w:t>
       </w:r>
     </w:p>
     <w:p>
-      <w:pPr>
-        <w:pStyle w:val="Nadpis2"/>
-      </w:pPr>
-      <w:r>
-        <w:lastRenderedPageBreak/>
-        <w:t>Aplikace nevyžaduje síťové připojení a podle dodaného kódu nekomunikuje s externími službami ani API. Hra běží lokálně v konzoli a uložené pozice se zapisují do lokálního souboru.</w:t>
-      </w:r>
-    </w:p>
-    <w:p>
-      <w:pPr>
-        <w:numPr>
-          <w:ilvl w:val="0"/>
-          <w:numId w:val="16"/>
-        </w:numPr>
-      </w:pPr>
-    </w:p>
-    <w:p>
-      <w:r>
-        <w:t>Hardware: běžný počítač nebo notebook schopný provozovat JDK 17+. Je potřeba operační systém s konzolí nebo Java IDE. Speciální hardware, databáze ani další služby nejsou požadovány. Pro testy není potřeba externí testovací knihovna.</w:t>
+      <w:r>
+        <w:t>běžný počítač nebo notebook schopný provozovat JDK 17+. Je potřeba operační systém s konzolí nebo Java IDE. Speciální hardware, databáze ani další služby nejsou požadovány. Pro testy není potřeba externí testovací knihovna.</w:t>
       </w:r>
     </w:p>
     <w:p/>

--- a/Dokumentace-jm-escape.docx
+++ b/Dokumentace-jm-escape.docx
@@ -239,7 +239,7 @@
     </w:p>
     <w:p>
       <w:r>
-        <w:t>Projekt vyžaduje JDK 17 nebo novější. Nepoužívá žádné externí knihovny ani frameworky; využívá standardní knihovny Javy (např. java.io, java.nio.file, java.util). Zdrojové soubory jsou v balíčku cz.vse.escape. Dodaný archiv obsahuje zdrojové kódy a README.md; samostatný sestavovací soubor typu Maven/Gradle v archivu není.</w:t>
+        <w:t>Projekt vyžaduje JDK 17 nebo novější a Maven 3.8+. Jediná externí závislost je JUnit 5 (pouze pro testy, rozsah test); samotná hra využívá jen standardní knihovny Javy (např. java.io, java.nio.file, java.util). Zdrojové soubory jsou v balíčku cz.vse.escape. Projekt se sestavuje pomocí Maven (soubor pom.xml): mvn package.</w:t>
       </w:r>
     </w:p>
     <w:p>
@@ -250,13 +250,7 @@
         </w:rPr>
       </w:pPr>
       <w:r>
-        <w:t>Rozhraní aplikace je konzolové: GameConsole abstrahuje vstup a výstup a StandardGameConsole pracuje se System.in/System.out v UTF-8. Testy používají vlastní ScriptedConsole a spouštějí se třídou WalkthroughTest bez externího testovacího frameworku.</w:t>
-      </w:r>
-      <w:r>
-        <w:t xml:space="preserve"> </w:t>
-      </w:r>
-      <w:r>
-        <w:t>Součástí testů je i kontrola ASCII portrétů.</w:t>
+        <w:t>Rozhraní aplikace je konzolové: GameConsole abstrahuje vstup a výstup a StandardGameConsole pracuje se System.in/System.out v UTF-8. Testy (JUnit 5, třída GameScenariosTest) používají vlastní ScriptedConsole a spouštějí se příkazem mvn test. Součástí testů je i kontrola ASCII portrétů a ošetření poškozeného souboru s uloženou hrou.</w:t>
       </w:r>
     </w:p>
     <w:p>
@@ -313,7 +307,7 @@
     </w:p>
     <w:p>
       <w:r>
-        <w:t xml:space="preserve">Požadavky: JDK 17 nebo novější. </w:t>
+        <w:t>Požadavky: JDK 17 nebo novější, Maven 3.8+.</w:t>
       </w:r>
     </w:p>
     <w:p>
@@ -323,19 +317,7 @@
     </w:p>
     <w:p>
       <w:r>
-        <w:t>Spuštění: Otevřete projekt buď v IDE podporující práci s jazykem Java, nebo si projekt otevřete v konzoli v adresáři src</w:t>
-      </w:r>
-      <w:r>
-        <w:rPr>
-          <w:lang w:val="en-US"/>
-        </w:rPr>
-        <w:t>\main\java\cz.vse.escape a spus</w:t>
-      </w:r>
-      <w:r>
-        <w:t>ťte program pomocí příkazu: java Main.java</w:t>
-      </w:r>
-      <w:r>
-        <w:br w:type="page"/>
+        <w:t>Sestavení a spuštění: v kořenovém adresáři projektu (kde je pom.xml a složka ascii) spusťte mvn package a poté java -Dfile.encoding=UTF-8 -jar target/jm-escape-1.0.jar. Alternativně lze projekt otevřít v IDE a spustit třídu cz.vse.escape.Main s pracovním adresářem nastaveným na kořen projektu. Testy: mvn test.</w:t>
       </w:r>
     </w:p>
     <w:p>
@@ -401,7 +383,7 @@
     </w:p>
     <w:p>
       <w:r>
-        <w:t>běžný počítač nebo notebook schopný provozovat JDK 17+. Je potřeba operační systém s konzolí nebo Java IDE. Speciální hardware, databáze ani další služby nejsou požadovány. Pro testy není potřeba externí testovací knihovna.</w:t>
+        <w:t>běžný počítač nebo notebook schopný provozovat JDK 17+. Je potřeba operační systém s konzolí nebo Java IDE. Speciální hardware, databáze ani další služby nejsou požadovány. Testovací knihovna JUnit 5 se stáhne automaticky přes Maven.</w:t>
       </w:r>
     </w:p>
     <w:p/>
